--- a/edo/задание 2/готовые документы/03_письмо_ННГУ_о_направлении_на_практику.docx
+++ b/edo/задание 2/готовые документы/03_письмо_ННГУ_о_направлении_на_практику.docx
@@ -367,7 +367,7 @@
                 <w:b w:val="0"/>
                 <w:sz w:val="22"/>
               </w:rPr>
-              <w:t>Токарева Алёна Сергеевна</w:t>
+              <w:t>Токарева Алена Дмитриевна</w:t>
             </w:r>
           </w:p>
         </w:tc>
